--- a/docs/guides/Delphi App Translation Studio Setup Wizard Guide.docx
+++ b/docs/guides/Delphi App Translation Studio Setup Wizard Guide.docx
@@ -110,9 +110,9 @@
           <w:color w:val="5D7693"/>
           <w:sz w:val="22"/>
         </w:rPr>
-        <w:t>Version 1.0</w:t>
+        <w:t>Version 1.0.0</w:t>
         <w:br/>
-        <w:t>Last changed: September 3, 2026</w:t>
+        <w:t>Last changed: September 30, 2026</w:t>
         <w:br/>
         <w:t>Windows • Delphi VCL and FireMonkey • Win32 and Win64</w:t>
       </w:r>
@@ -1498,7 +1498,7 @@
     </w:p>
     <w:p>
       <w:r>
-        <w:t>A few minutes of preparation makes the Wizard much easier to use. Complete the checks below once, then keep this section nearby as your setup checklist. The current Beta source ZIP and matching guides are published together at https://delphitranslate.github.io/downloads.html.</w:t>
+        <w:t>A few minutes of preparation makes the Wizard much easier to use. Complete the checks below once, then keep this section nearby as your setup checklist. The version 1.0.0 production ZIP and matching guides are published together at https://delphitranslate.github.io/downloads.html.</w:t>
       </w:r>
     </w:p>
     <w:p>
@@ -1506,7 +1506,7 @@
         <w:pStyle w:val="Heading2"/>
       </w:pPr>
       <w:r>
-        <w:t>2.1 Obtain and build the Studio</w:t>
+        <w:t>2.1 Obtain and run the Studio</w:t>
       </w:r>
     </w:p>
     <w:p>
@@ -1518,7 +1518,7 @@
         </w:numPr>
       </w:pPr>
       <w:r>
-        <w:t>Download or clone the complete repository from https://github.com/delphitranslate/delphitranslate.github.io. Do not download isolated PAS, DPK, BPL, or JSON files.</w:t>
+        <w:t>Download the complete version 1.0.0 production ZIP from https://delphitranslate.github.io/downloads.html. The source repository is https://github.com/delphitranslate/delphitranslate.github.io. Do not download isolated PAS, DPK, BPL, or JSON files.</w:t>
       </w:r>
     </w:p>
     <w:p>
@@ -1542,7 +1542,7 @@
         </w:numPr>
       </w:pPr>
       <w:r>
-        <w:t>Open DelphiAppTranslationStudio.dproj in RAD Studio 13 Florence and build Win32 Release for the simplest first run.</w:t>
+        <w:t>The ZIP includes freshly built Win32 and Win64 Release Studio executables. Building from DelphiAppTranslationStudio.dproj in RAD Studio 13 Florence is optional.</w:t>
       </w:r>
     </w:p>
     <w:p>
@@ -1566,7 +1566,7 @@
         </w:numPr>
       </w:pPr>
       <w:r>
-        <w:t>Run bin\Win32\Release\DelphiAppTranslationStudio.exe from the repository copy you just built.</w:t>
+        <w:t>Run bin\Win32\Release\DelphiAppTranslationStudio.exe or its Win64 equivalent from the extracted release ZIP.</w:t>
       </w:r>
     </w:p>
     <w:p>
@@ -1598,7 +1598,7 @@
         </w:numPr>
       </w:pPr>
       <w:r>
-        <w:t>Build the DAT runtime and design packages supplied with the Studio. In RAD Studio choose Component &gt; Install Packages &gt; Add and install the matching Win32 Release design BPL.</w:t>
+        <w:t>Use the matching DAT runtime and design packages supplied with the release, or rebuild the full set together. In RAD Studio choose Component &gt; Install Packages &gt; Add and install the matching Win32 Release design BPL.</w:t>
       </w:r>
     </w:p>
     <w:p>
